--- a/atelier/atelier_127.docx
+++ b/atelier/atelier_127.docx
@@ -7,7 +7,7 @@
         <w:pStyle w:val="Heading1"/>
       </w:pPr>
       <w:r>
-        <w:t xml:space="preserve">Atelier #127 — Notre premier .gitlab-ci.yml</w:t>
+        <w:t xml:space="preserve">Atelier #127 — Notre premier.gitlab-ci.yml</w:t>
       </w:r>
     </w:p>
     <w:p>
@@ -198,7 +198,7 @@
                 <w:b w:val="false"/>
                 <w:bCs w:val="false"/>
               </w:rPr>
-              <w:t xml:space="preserve">Initial 🔴 — Pas de .gitlab-ci.yml : créer le premier fichier</w:t>
+              <w:t xml:space="preserve">Initial 🔴 — Pas de.gitlab-ci.yml : créer le premier fichier</w:t>
             </w:r>
           </w:p>
         </w:tc>
@@ -254,7 +254,7 @@
                 <w:b/>
                 <w:bCs/>
               </w:rPr>
-              <w:t xml:space="preserve">CI versionnée — FAIT BASCULER la mesure de « absente » (faible) à « présente » (bon) : un .gitlab-ci.yml existe à la racine et tourne.</w:t>
+              <w:t xml:space="preserve">CI versionnée — FAIT BASCULER la mesure de « absente » (faible) à « présente » (bon) : un.gitlab-ci.yml existe à la racine et tourne.</w:t>
             </w:r>
           </w:p>
         </w:tc>
@@ -419,7 +419,7 @@
                 <w:b w:val="false"/>
                 <w:bCs w:val="false"/>
               </w:rPr>
-              <w:t xml:space="preserve">Hands-on : créer un .gitlab-ci.yml minimal avec un stage build et le commiter</w:t>
+              <w:t xml:space="preserve">Hands-on : créer un.gitlab-ci.yml minimal avec un stage build et le commiter</w:t>
             </w:r>
           </w:p>
         </w:tc>
@@ -474,7 +474,7 @@
                 <w:b w:val="false"/>
                 <w:bCs w:val="false"/>
               </w:rPr>
-              <w:t xml:space="preserve">Conscience du risque (#126)</w:t>
+              <w:t xml:space="preserve">Conscience du risque</w:t>
             </w:r>
           </w:p>
         </w:tc>
@@ -493,7 +493,7 @@
         <w:spacing w:after="120"/>
       </w:pPr>
       <w:r>
-        <w:t xml:space="preserve">Le risque est compris (#126), place au geste fondateur : créer le premier .gitlab-ci.yml. Pas un pipeline complet — un fichier minimal, avec un seul stage « build » qui construit le projet, commité à la racine du dépôt. À l’instant où ce fichier est commité et qu’un pipeline se déclenche, la CI devient versionnée : le processus de construction est désormais dans le code, partagé, reproductible, visible de tous. C’est un petit fichier, mais c’est la bascule la plus importante de l’axe — celle qui fait passer la mesure « CI versionnée » du hub de absente à présente, et qui ouvre la porte à tout le reste (les stages de qualité de P04, la maintenance de la CI). On pose la fondation.</w:t>
+        <w:t xml:space="preserve">Le risque est compris, place au geste fondateur : créer le premier.gitlab-ci.yml. Pas un pipeline complet — un fichier minimal, avec un seul stage « build » qui construit le projet, commité à la racine du dépôt. À l’instant où ce fichier est commité et qu’un pipeline se déclenche, la CI devient versionnée : le processus de construction est désormais dans le code, partagé, reproductible, visible de tous. C’est un petit fichier, mais c’est la bascule la plus importante de l’axe — celle qui fait passer la mesure « CI versionnée » du hub de absente à présente, et qui ouvre la porte à tout le reste (les stages de qualité de P04, la maintenance de la CI). On pose la fondation.</w:t>
       </w:r>
     </w:p>
     <w:p>
@@ -514,7 +514,7 @@
         <w:spacing w:after="80"/>
       </w:pPr>
       <w:r>
-        <w:t xml:space="preserve">Un fichier minimal qui tourne vaut mieux qu’un pipeline parfait jamais commité : viser d’emblée un pipeline complet décourage et retarde. Un .gitlab-ci.yml avec un seul stage build, commité aujourd’hui, fait basculer la CI dans le versionné immédiatement. On enrichira ensuite — l’important est d’exister.</w:t>
+        <w:t xml:space="preserve">Un fichier minimal qui tourne vaut mieux qu’un pipeline parfait jamais commité : viser d’emblée un pipeline complet décourage et retarde. Un.gitlab-ci.yml avec un seul stage build, commité aujourd’hui, fait basculer la CI dans le versionné immédiatement. On enrichira ensuite — l’important est d’exister.</w:t>
       </w:r>
     </w:p>
     <w:p>
@@ -553,7 +553,7 @@
         <w:spacing w:after="80"/>
       </w:pPr>
       <w:r>
-        <w:t xml:space="preserve">Ce fichier est le support de tout P04 : une fois le .gitlab-ci.yml en place, ajouter test (#122), lint (#123), sécu (#124) devient possible — ce sont des stages à ajouter dans CE fichier. Sans lui, rien à enrichir. Le premier fichier ouvre tout le pipeline complet.</w:t>
+        <w:t xml:space="preserve">Ce fichier est le support de tout P04 : une fois le.gitlab-ci.yml en place, ajouter test, lint, sécu devient possible — ce sont des stages à ajouter dans CE fichier. Sans lui, rien à enrichir. Le premier fichier ouvre tout le pipeline complet.</w:t>
       </w:r>
     </w:p>
     <w:p>
@@ -624,17 +624,17 @@
                 <w:sz w:val="18"/>
                 <w:szCs w:val="18"/>
               </w:rPr>
-              <w:t xml:space="preserve">  stages:</w:t>
-            </w:r>
-          </w:p>
-          <w:p>
-            <w:r>
-              <w:rPr>
-                <w:rFonts w:ascii="Consolas" w:cs="Consolas" w:eastAsia="Consolas" w:hAnsi="Consolas"/>
-                <w:sz w:val="18"/>
-                <w:szCs w:val="18"/>
-              </w:rPr>
-              <w:t xml:space="preserve">    - build</w:t>
+              <w:t xml:space="preserve"> stages:</w:t>
+            </w:r>
+          </w:p>
+          <w:p>
+            <w:r>
+              <w:rPr>
+                <w:rFonts w:ascii="Consolas" w:cs="Consolas" w:eastAsia="Consolas" w:hAnsi="Consolas"/>
+                <w:sz w:val="18"/>
+                <w:szCs w:val="18"/>
+              </w:rPr>
+              <w:t xml:space="preserve"> - build</w:t>
             </w:r>
           </w:p>
           <w:p>
@@ -654,57 +654,57 @@
                 <w:sz w:val="18"/>
                 <w:szCs w:val="18"/>
               </w:rPr>
-              <w:t xml:space="preserve">  build-job:</w:t>
-            </w:r>
-          </w:p>
-          <w:p>
-            <w:r>
-              <w:rPr>
-                <w:rFonts w:ascii="Consolas" w:cs="Consolas" w:eastAsia="Consolas" w:hAnsi="Consolas"/>
-                <w:sz w:val="18"/>
-                <w:szCs w:val="18"/>
-              </w:rPr>
-              <w:t xml:space="preserve">    stage: build</w:t>
-            </w:r>
-          </w:p>
-          <w:p>
-            <w:r>
-              <w:rPr>
-                <w:rFonts w:ascii="Consolas" w:cs="Consolas" w:eastAsia="Consolas" w:hAnsi="Consolas"/>
-                <w:sz w:val="18"/>
-                <w:szCs w:val="18"/>
-              </w:rPr>
-              <w:t xml:space="preserve">    script:</w:t>
-            </w:r>
-          </w:p>
-          <w:p>
-            <w:r>
-              <w:rPr>
-                <w:rFonts w:ascii="Consolas" w:cs="Consolas" w:eastAsia="Consolas" w:hAnsi="Consolas"/>
-                <w:sz w:val="18"/>
-                <w:szCs w:val="18"/>
-              </w:rPr>
-              <w:t xml:space="preserve">      - &lt;commande de build de la stack&gt;   # mvn package,</w:t>
-            </w:r>
-          </w:p>
-          <w:p>
-            <w:r>
-              <w:rPr>
-                <w:rFonts w:ascii="Consolas" w:cs="Consolas" w:eastAsia="Consolas" w:hAnsi="Consolas"/>
-                <w:sz w:val="18"/>
-                <w:szCs w:val="18"/>
-              </w:rPr>
-              <w:t xml:space="preserve">                                           # npm run build,</w:t>
-            </w:r>
-          </w:p>
-          <w:p>
-            <w:r>
-              <w:rPr>
-                <w:rFonts w:ascii="Consolas" w:cs="Consolas" w:eastAsia="Consolas" w:hAnsi="Consolas"/>
-                <w:sz w:val="18"/>
-                <w:szCs w:val="18"/>
-              </w:rPr>
-              <w:t xml:space="preserve">                                           # go build, etc.</w:t>
+              <w:t xml:space="preserve"> build-job:</w:t>
+            </w:r>
+          </w:p>
+          <w:p>
+            <w:r>
+              <w:rPr>
+                <w:rFonts w:ascii="Consolas" w:cs="Consolas" w:eastAsia="Consolas" w:hAnsi="Consolas"/>
+                <w:sz w:val="18"/>
+                <w:szCs w:val="18"/>
+              </w:rPr>
+              <w:t xml:space="preserve"> stage: build</w:t>
+            </w:r>
+          </w:p>
+          <w:p>
+            <w:r>
+              <w:rPr>
+                <w:rFonts w:ascii="Consolas" w:cs="Consolas" w:eastAsia="Consolas" w:hAnsi="Consolas"/>
+                <w:sz w:val="18"/>
+                <w:szCs w:val="18"/>
+              </w:rPr>
+              <w:t xml:space="preserve"> script:</w:t>
+            </w:r>
+          </w:p>
+          <w:p>
+            <w:r>
+              <w:rPr>
+                <w:rFonts w:ascii="Consolas" w:cs="Consolas" w:eastAsia="Consolas" w:hAnsi="Consolas"/>
+                <w:sz w:val="18"/>
+                <w:szCs w:val="18"/>
+              </w:rPr>
+              <w:t xml:space="preserve"> - &lt;commande de build de la stack&gt; # mvn package,</w:t>
+            </w:r>
+          </w:p>
+          <w:p>
+            <w:r>
+              <w:rPr>
+                <w:rFonts w:ascii="Consolas" w:cs="Consolas" w:eastAsia="Consolas" w:hAnsi="Consolas"/>
+                <w:sz w:val="18"/>
+                <w:szCs w:val="18"/>
+              </w:rPr>
+              <w:t xml:space="preserve"> # npm run build,</w:t>
+            </w:r>
+          </w:p>
+          <w:p>
+            <w:r>
+              <w:rPr>
+                <w:rFonts w:ascii="Consolas" w:cs="Consolas" w:eastAsia="Consolas" w:hAnsi="Consolas"/>
+                <w:sz w:val="18"/>
+                <w:szCs w:val="18"/>
+              </w:rPr>
+              <w:t xml:space="preserve"> # go build, etc.</w:t>
             </w:r>
           </w:p>
           <w:p>
@@ -724,17 +724,17 @@
                 <w:sz w:val="18"/>
                 <w:szCs w:val="18"/>
               </w:rPr>
-              <w:t xml:space="preserve">  -&gt; commité à la RACINE du dépôt.</w:t>
-            </w:r>
-          </w:p>
-          <w:p>
-            <w:r>
-              <w:rPr>
-                <w:rFonts w:ascii="Consolas" w:cs="Consolas" w:eastAsia="Consolas" w:hAnsi="Consolas"/>
-                <w:sz w:val="18"/>
-                <w:szCs w:val="18"/>
-              </w:rPr>
-              <w:t xml:space="preserve">  -&gt; au prochain push, un pipeline se déclenche et build.</w:t>
+              <w:t xml:space="preserve"> -&gt; commité à la RACINE du dépôt.</w:t>
+            </w:r>
+          </w:p>
+          <w:p>
+            <w:r>
+              <w:rPr>
+                <w:rFonts w:ascii="Consolas" w:cs="Consolas" w:eastAsia="Consolas" w:hAnsi="Consolas"/>
+                <w:sz w:val="18"/>
+                <w:szCs w:val="18"/>
+              </w:rPr>
+              <w:t xml:space="preserve"> -&gt; au prochain push, un pipeline se déclenche et build.</w:t>
             </w:r>
           </w:p>
           <w:p>
@@ -754,17 +754,17 @@
                 <w:sz w:val="18"/>
                 <w:szCs w:val="18"/>
               </w:rPr>
-              <w:t xml:space="preserve">  À cet instant : la CI est VERSIONNÉE.</w:t>
-            </w:r>
-          </w:p>
-          <w:p>
-            <w:r>
-              <w:rPr>
-                <w:rFonts w:ascii="Consolas" w:cs="Consolas" w:eastAsia="Consolas" w:hAnsi="Consolas"/>
-                <w:sz w:val="18"/>
-                <w:szCs w:val="18"/>
-              </w:rPr>
-              <w:t xml:space="preserve">  Mesure hub 'CI versionnée' : absente -&gt; présente.</w:t>
+              <w:t xml:space="preserve"> À cet instant : la CI est VERSIONNÉE.</w:t>
+            </w:r>
+          </w:p>
+          <w:p>
+            <w:r>
+              <w:rPr>
+                <w:rFonts w:ascii="Consolas" w:cs="Consolas" w:eastAsia="Consolas" w:hAnsi="Consolas"/>
+                <w:sz w:val="18"/>
+                <w:szCs w:val="18"/>
+              </w:rPr>
+              <w:t xml:space="preserve"> Mesure hub 'CI versionnée' : absente -&gt; présente.</w:t>
             </w:r>
           </w:p>
         </w:tc>
@@ -835,7 +835,7 @@
         <w:spacing w:after="120"/>
       </w:pPr>
       <w:r>
-        <w:t xml:space="preserve">À la sortie, la squad a créé un .gitlab-ci.yml minimal avec un stage build reprenant sa commande de construction réelle, commité à la racine, et vérifié qu’un pipeline se déclenche et build avec succès. La CI est désormais versionnée : le processus de construction est dans le code, partagé, reproductible, visible. La mesure « CI versionnée » du hub a basculé de absente à présente — l’atelier a déplacé l’aiguille. La fondation est posée : tout le pipeline complet (P04) pourra s’y greffer.</w:t>
+        <w:t xml:space="preserve">À la sortie, la squad a créé un.gitlab-ci.yml minimal avec un stage build reprenant sa commande de construction réelle, commité à la racine, et vérifié qu’un pipeline se déclenche et build avec succès. La CI est désormais versionnée : le processus de construction est dans le code, partagé, reproductible, visible. La mesure « CI versionnée » du hub a basculé de absente à présente — l’atelier a déplacé l’aiguille. La fondation est posée : tout le pipeline complet (P04) pourra s’y greffer.</w:t>
       </w:r>
     </w:p>
     <w:p>
@@ -855,7 +855,7 @@
           <w:b w:val="false"/>
           <w:bCs w:val="false"/>
         </w:rPr>
-        <w:t xml:space="preserve">Template recommandé : Notre premier .gitlab-ci.yml.</w:t>
+        <w:t xml:space="preserve">Template recommandé : Notre premier.gitlab-ci.yml.</w:t>
       </w:r>
     </w:p>
     <w:p>
@@ -881,7 +881,7 @@
         <w:spacing w:after="80"/>
       </w:pPr>
       <w:r>
-        <w:t xml:space="preserve">Zone « Le fichier » — le .gitlab-ci.yml minimal créé.</w:t>
+        <w:t xml:space="preserve">Zone « Le fichier » — le.gitlab-ci.yml minimal créé.</w:t>
       </w:r>
     </w:p>
     <w:p>
@@ -972,7 +972,7 @@
           <w:b/>
           <w:bCs/>
         </w:rPr>
-        <w:t xml:space="preserve">(12 min) Écrire le .gitlab-ci.yml</w:t>
+        <w:t xml:space="preserve">(12 min) Écrire le.gitlab-ci.yml</w:t>
       </w:r>
       <w:r>
         <w:t xml:space="preserve"> — un stage build minimal, avec la commande, à la racine.</w:t>
@@ -1056,7 +1056,7 @@
         <w:spacing w:after="80"/>
       </w:pPr>
       <w:r>
-        <w:t xml:space="preserve">Un .gitlab-ci.yml minimal avec un stage build, commité à la racine.</w:t>
+        <w:t xml:space="preserve">Un.gitlab-ci.yml minimal avec un stage build, commité à la racine.</w:t>
       </w:r>
     </w:p>
     <w:p>
@@ -1111,7 +1111,7 @@
         <w:spacing w:after="120"/>
       </w:pPr>
       <w:r>
-        <w:t xml:space="preserve">Le fichier existe. La suite le fait vivre et le fiabilise : #128 (traiter la CI comme du code — la reviewer en MR), #129 (factoriser via templates partagés), #130 (tester la CI sur branche avant merge). Et le CONTENU du pipeline (test, lint, sécu) s’ajoute dans ce fichier via P04. Le premier .gitlab-ci.yml est le support de toute la suite.</w:t>
+        <w:t xml:space="preserve">Le fichier existe. La suite le fait vivre et le fiabilise : (traiter la CI comme du code — la reviewer en MR), (factoriser via templates partagés), (tester la CI sur branche avant merge). Et le CONTENU du pipeline (test, lint, sécu) s’ajoute dans ce fichier via P04. Le premier.gitlab-ci.yml est le support de toute la suite.</w:t>
       </w:r>
     </w:p>
     <w:p>
@@ -1127,7 +1127,7 @@
         <w:spacing w:after="120"/>
       </w:pPr>
       <w:r>
-        <w:t xml:space="preserve">La squad a créé un .gitlab-ci.yml minimal avec un stage build, commité à la racine, et un pipeline se déclenche et build vert : la CI est désormais versionnée — processus dans le code, partagé, reproductible, visible. La mesure « CI versionnée » du hub a basculé de absente à présente : l’atelier a déplacé une mesure réelle. La question P05 a franchi son geste fondateur, et la fondation est posée pour greffer tout le pipeline complet.</w:t>
+        <w:t xml:space="preserve">La squad a créé un.gitlab-ci.yml minimal avec un stage build, commité à la racine, et un pipeline se déclenche et build vert : la CI est désormais versionnée — processus dans le code, partagé, reproductible, visible. La mesure « CI versionnée » du hub a basculé de absente à présente : l’atelier a déplacé une mesure réelle. La question P05 a franchi son geste fondateur, et la fondation est posée pour greffer tout le pipeline complet.</w:t>
       </w:r>
     </w:p>
     <w:sectPr>
